--- a/partie commune/INFOPROD_Cahier_Recette.docx
+++ b/partie commune/INFOPROD_Cahier_Recette.docx
@@ -1644,15 +1644,9 @@
           <w:p>
             <w:pPr>
               <w:jc w:val="center"/>
-              <w:rPr>
-                <w:b/>
-                <w:bCs/>
-              </w:rPr>
             </w:pPr>
             <w:r>
               <w:rPr>
-                <w:b/>
-                <w:bCs/>
                 <w:color w:val="1F3864"/>
                 <w:sz w:val="19"/>
                 <w:szCs w:val="19"/>
@@ -2003,15 +1997,9 @@
           <w:p>
             <w:pPr>
               <w:jc w:val="center"/>
-              <w:rPr>
-                <w:b/>
-                <w:bCs/>
-              </w:rPr>
             </w:pPr>
             <w:r>
               <w:rPr>
-                <w:b/>
-                <w:bCs/>
                 <w:color w:val="1F3864"/>
                 <w:sz w:val="19"/>
                 <w:szCs w:val="19"/>
@@ -2020,8 +2008,6 @@
             </w:r>
             <w:r>
               <w:rPr>
-                <w:b/>
-                <w:bCs/>
                 <w:color w:val="1F3864"/>
                 <w:sz w:val="19"/>
                 <w:szCs w:val="19"/>
@@ -2410,15 +2396,9 @@
           <w:p>
             <w:pPr>
               <w:jc w:val="center"/>
-              <w:rPr>
-                <w:b/>
-                <w:bCs/>
-              </w:rPr>
             </w:pPr>
             <w:r>
               <w:rPr>
-                <w:b/>
-                <w:bCs/>
                 <w:color w:val="1F3864"/>
                 <w:sz w:val="19"/>
                 <w:szCs w:val="19"/>
@@ -2427,8 +2407,6 @@
             </w:r>
             <w:r>
               <w:rPr>
-                <w:b/>
-                <w:bCs/>
                 <w:color w:val="1F3864"/>
                 <w:sz w:val="19"/>
                 <w:szCs w:val="19"/>
@@ -2866,15 +2844,9 @@
           <w:p>
             <w:pPr>
               <w:jc w:val="center"/>
-              <w:rPr>
-                <w:b/>
-                <w:bCs/>
-              </w:rPr>
             </w:pPr>
             <w:r>
               <w:rPr>
-                <w:b/>
-                <w:bCs/>
                 <w:color w:val="1F3864"/>
                 <w:sz w:val="19"/>
                 <w:szCs w:val="19"/>
@@ -2883,8 +2855,6 @@
             </w:r>
             <w:r>
               <w:rPr>
-                <w:b/>
-                <w:bCs/>
                 <w:color w:val="1F3864"/>
                 <w:sz w:val="19"/>
                 <w:szCs w:val="19"/>
@@ -3229,15 +3199,9 @@
           <w:p>
             <w:pPr>
               <w:jc w:val="center"/>
-              <w:rPr>
-                <w:b/>
-                <w:bCs/>
-              </w:rPr>
             </w:pPr>
             <w:r>
               <w:rPr>
-                <w:b/>
-                <w:bCs/>
                 <w:color w:val="1F3864"/>
                 <w:sz w:val="19"/>
                 <w:szCs w:val="19"/>
@@ -3246,8 +3210,6 @@
             </w:r>
             <w:r>
               <w:rPr>
-                <w:b/>
-                <w:bCs/>
                 <w:color w:val="1F3864"/>
                 <w:sz w:val="19"/>
                 <w:szCs w:val="19"/>
@@ -3461,7 +3423,39 @@
                 <w:sz w:val="19"/>
                 <w:szCs w:val="19"/>
               </w:rPr>
-              <w:t>d’affichage toujours présent sur la base</w:t>
+              <w:t xml:space="preserve">d’affichage </w:t>
+            </w:r>
+            <w:r>
+              <w:rPr>
+                <w:color w:val="222222"/>
+                <w:sz w:val="19"/>
+                <w:szCs w:val="19"/>
+              </w:rPr>
+              <w:t xml:space="preserve">sont </w:t>
+            </w:r>
+            <w:r>
+              <w:rPr>
+                <w:color w:val="222222"/>
+                <w:sz w:val="19"/>
+                <w:szCs w:val="19"/>
+              </w:rPr>
+              <w:t>toujours présent</w:t>
+            </w:r>
+            <w:r>
+              <w:rPr>
+                <w:color w:val="222222"/>
+                <w:sz w:val="19"/>
+                <w:szCs w:val="19"/>
+              </w:rPr>
+              <w:t>s</w:t>
+            </w:r>
+            <w:r>
+              <w:rPr>
+                <w:color w:val="222222"/>
+                <w:sz w:val="19"/>
+                <w:szCs w:val="19"/>
+              </w:rPr>
+              <w:t xml:space="preserve"> sur la base</w:t>
             </w:r>
             <w:r>
               <w:rPr>
@@ -3599,15 +3593,9 @@
           <w:p>
             <w:pPr>
               <w:jc w:val="center"/>
-              <w:rPr>
-                <w:b/>
-                <w:bCs/>
-              </w:rPr>
             </w:pPr>
             <w:r>
               <w:rPr>
-                <w:b/>
-                <w:bCs/>
                 <w:color w:val="1F3864"/>
                 <w:sz w:val="19"/>
                 <w:szCs w:val="19"/>
@@ -3617,8 +3605,6 @@
             </w:r>
             <w:r>
               <w:rPr>
-                <w:b/>
-                <w:bCs/>
                 <w:color w:val="1F3864"/>
                 <w:sz w:val="19"/>
                 <w:szCs w:val="19"/>
@@ -3907,15 +3893,9 @@
           <w:p>
             <w:pPr>
               <w:jc w:val="center"/>
-              <w:rPr>
-                <w:b/>
-                <w:bCs/>
-              </w:rPr>
             </w:pPr>
             <w:r>
               <w:rPr>
-                <w:b/>
-                <w:bCs/>
                 <w:color w:val="1F3864"/>
                 <w:sz w:val="19"/>
                 <w:szCs w:val="19"/>
@@ -3924,8 +3904,6 @@
             </w:r>
             <w:r>
               <w:rPr>
-                <w:b/>
-                <w:bCs/>
                 <w:color w:val="1F3864"/>
                 <w:sz w:val="19"/>
                 <w:szCs w:val="19"/>
